--- a/week01_python_numpy/day01/对一些问题的回答.docx
+++ b/week01_python_numpy/day01/对一些问题的回答.docx
@@ -69,11 +69,277 @@
     <w:p>
       <w:pPr>
         <w:rPr>
-          <w:rFonts w:hint="eastAsia" w:eastAsiaTheme="minorEastAsia"/>
+          <w:rFonts w:hint="eastAsia"/>
+        </w:rPr>
+      </w:pPr>
+      <w:r>
+        <w:rPr>
+          <w:rFonts w:hint="eastAsia"/>
+        </w:rPr>
+        <w:t>激活虚拟环境；</w:t>
+      </w:r>
+    </w:p>
+    <w:p>
+      <w:pPr>
+        <w:rPr>
+          <w:rFonts w:hint="eastAsia"/>
           <w:highlight w:val="cyan"/>
-          <w:lang w:eastAsia="zh-CN"/>
-        </w:rPr>
-      </w:pPr>
+          <w:lang w:val="en-US" w:eastAsia="zh-CN"/>
+        </w:rPr>
+      </w:pPr>
+      <w:r>
+        <w:rPr>
+          <w:rFonts w:hint="eastAsia"/>
+          <w:highlight w:val="cyan"/>
+          <w:lang w:val="en-US" w:eastAsia="zh-CN"/>
+        </w:rPr>
+        <w:t>Git bash： python -m venv venv</w:t>
+      </w:r>
+    </w:p>
+    <w:p>
+      <w:pPr>
+        <w:rPr>
+          <w:rFonts w:hint="eastAsia"/>
+          <w:highlight w:val="cyan"/>
+          <w:lang w:val="en-US" w:eastAsia="zh-CN"/>
+        </w:rPr>
+      </w:pPr>
+    </w:p>
+    <w:p>
+      <w:pPr>
+        <w:rPr>
+          <w:rFonts w:hint="default"/>
+          <w:highlight w:val="cyan"/>
+          <w:lang w:val="en-US" w:eastAsia="zh-CN"/>
+        </w:rPr>
+      </w:pPr>
+      <w:r>
+        <w:rPr>
+          <w:rFonts w:hint="eastAsia"/>
+          <w:highlight w:val="cyan"/>
+          <w:lang w:val="en-US" w:eastAsia="zh-CN"/>
+        </w:rPr>
+        <w:t>查看依赖</w:t>
+      </w:r>
+    </w:p>
+    <w:p>
+      <w:r>
+        <w:drawing>
+          <wp:inline distT="0" distB="0" distL="114300" distR="114300">
+            <wp:extent cx="5272405" cy="964565"/>
+            <wp:effectExtent l="0" t="0" r="10795" b="635"/>
+            <wp:docPr id="1" name="图片 1"/>
+            <wp:cNvGraphicFramePr>
+              <a:graphicFrameLocks xmlns:a="http://schemas.openxmlformats.org/drawingml/2006/main" noChangeAspect="1"/>
+            </wp:cNvGraphicFramePr>
+            <a:graphic xmlns:a="http://schemas.openxmlformats.org/drawingml/2006/main">
+              <a:graphicData uri="http://schemas.openxmlformats.org/drawingml/2006/picture">
+                <pic:pic xmlns:pic="http://schemas.openxmlformats.org/drawingml/2006/picture">
+                  <pic:nvPicPr>
+                    <pic:cNvPr id="1" name="图片 1"/>
+                    <pic:cNvPicPr>
+                      <a:picLocks noChangeAspect="1"/>
+                    </pic:cNvPicPr>
+                  </pic:nvPicPr>
+                  <pic:blipFill>
+                    <a:blip r:embed="rId4"/>
+                    <a:stretch>
+                      <a:fillRect/>
+                    </a:stretch>
+                  </pic:blipFill>
+                  <pic:spPr>
+                    <a:xfrm>
+                      <a:off x="0" y="0"/>
+                      <a:ext cx="5272405" cy="964565"/>
+                    </a:xfrm>
+                    <a:prstGeom prst="rect">
+                      <a:avLst/>
+                    </a:prstGeom>
+                    <a:noFill/>
+                    <a:ln>
+                      <a:noFill/>
+                    </a:ln>
+                  </pic:spPr>
+                </pic:pic>
+              </a:graphicData>
+            </a:graphic>
+          </wp:inline>
+        </w:drawing>
+      </w:r>
+    </w:p>
+    <w:p/>
+    <w:p>
+      <w:pPr>
+        <w:rPr>
+          <w:rFonts w:hint="eastAsia"/>
+          <w:lang w:val="en-US" w:eastAsia="zh-CN"/>
+        </w:rPr>
+      </w:pPr>
+      <w:r>
+        <w:rPr>
+          <w:rFonts w:hint="eastAsia"/>
+          <w:lang w:val="en-US" w:eastAsia="zh-CN"/>
+        </w:rPr>
+        <w:t>git 流程</w:t>
+      </w:r>
+    </w:p>
+    <w:p>
+      <w:pPr>
+        <w:rPr>
+          <w:rFonts w:hint="eastAsia"/>
+          <w:lang w:val="en-US" w:eastAsia="zh-CN"/>
+        </w:rPr>
+      </w:pPr>
+    </w:p>
+    <w:p>
+      <w:pPr>
+        <w:rPr>
+          <w:rFonts w:hint="default"/>
+          <w:lang w:val="en-US" w:eastAsia="zh-CN"/>
+        </w:rPr>
+      </w:pPr>
+      <w:r>
+        <w:rPr>
+          <w:rFonts w:hint="eastAsia"/>
+          <w:lang w:val="en-US" w:eastAsia="zh-CN"/>
+        </w:rPr>
+        <w:t>git init                 //第一次git流程</w:t>
+      </w:r>
+    </w:p>
+    <w:p>
+      <w:pPr>
+        <w:rPr>
+          <w:rFonts w:hint="eastAsia"/>
+          <w:lang w:val="en-US" w:eastAsia="zh-CN"/>
+        </w:rPr>
+      </w:pPr>
+      <w:r>
+        <w:rPr>
+          <w:rFonts w:hint="eastAsia"/>
+          <w:lang w:val="en-US" w:eastAsia="zh-CN"/>
+        </w:rPr>
+        <w:t>git add .</w:t>
+      </w:r>
+    </w:p>
+    <w:p>
+      <w:pPr>
+        <w:rPr>
+          <w:rFonts w:hint="default"/>
+          <w:lang w:val="en-US" w:eastAsia="zh-CN"/>
+        </w:rPr>
+      </w:pPr>
+      <w:r>
+        <w:rPr>
+          <w:rFonts w:hint="eastAsia"/>
+          <w:lang w:val="en-US" w:eastAsia="zh-CN"/>
+        </w:rPr>
+        <w:t xml:space="preserve">git commit -m </w:t>
+      </w:r>
+      <w:r>
+        <w:rPr>
+          <w:rFonts w:hint="default"/>
+          <w:lang w:val="en-US" w:eastAsia="zh-CN"/>
+        </w:rPr>
+        <w:t>“”</w:t>
+      </w:r>
+    </w:p>
+    <w:p>
+      <w:pPr>
+        <w:rPr>
+          <w:rFonts w:hint="eastAsia"/>
+          <w:lang w:val="en-US" w:eastAsia="zh-CN"/>
+        </w:rPr>
+      </w:pPr>
+      <w:r>
+        <w:rPr>
+          <w:rFonts w:hint="eastAsia"/>
+          <w:lang w:val="en-US" w:eastAsia="zh-CN"/>
+        </w:rPr>
+        <w:t>git remote add origin ____</w:t>
+      </w:r>
+    </w:p>
+    <w:p>
+      <w:pPr>
+        <w:rPr>
+          <w:rFonts w:hint="eastAsia"/>
+          <w:lang w:val="en-US" w:eastAsia="zh-CN"/>
+        </w:rPr>
+      </w:pPr>
+      <w:r>
+        <w:rPr>
+          <w:rFonts w:hint="eastAsia"/>
+          <w:lang w:val="en-US" w:eastAsia="zh-CN"/>
+        </w:rPr>
+        <w:t>git branch -M main</w:t>
+      </w:r>
+    </w:p>
+    <w:p>
+      <w:pPr>
+        <w:rPr>
+          <w:rFonts w:hint="eastAsia"/>
+          <w:lang w:val="en-US" w:eastAsia="zh-CN"/>
+        </w:rPr>
+      </w:pPr>
+      <w:r>
+        <w:rPr>
+          <w:rFonts w:hint="eastAsia"/>
+          <w:lang w:val="en-US" w:eastAsia="zh-CN"/>
+        </w:rPr>
+        <w:t>git push -u origin main</w:t>
+      </w:r>
+    </w:p>
+    <w:p>
+      <w:pPr>
+        <w:rPr>
+          <w:rFonts w:hint="eastAsia"/>
+          <w:lang w:val="en-US" w:eastAsia="zh-CN"/>
+        </w:rPr>
+      </w:pPr>
+    </w:p>
+    <w:p>
+      <w:pPr>
+        <w:rPr>
+          <w:rFonts w:hint="eastAsia"/>
+          <w:lang w:val="en-US" w:eastAsia="zh-CN"/>
+        </w:rPr>
+      </w:pPr>
+      <w:r>
+        <w:rPr>
+          <w:rFonts w:hint="eastAsia"/>
+          <w:lang w:val="en-US" w:eastAsia="zh-CN"/>
+        </w:rPr>
+        <w:t>git add .</w:t>
+      </w:r>
+    </w:p>
+    <w:p>
+      <w:pPr>
+        <w:rPr>
+          <w:rFonts w:hint="eastAsia"/>
+          <w:lang w:val="en-US" w:eastAsia="zh-CN"/>
+        </w:rPr>
+      </w:pPr>
+      <w:r>
+        <w:rPr>
+          <w:rFonts w:hint="eastAsia"/>
+          <w:lang w:val="en-US" w:eastAsia="zh-CN"/>
+        </w:rPr>
+        <w:t>git commit -m “”</w:t>
+      </w:r>
+    </w:p>
+    <w:p>
+      <w:pPr>
+        <w:rPr>
+          <w:rFonts w:hint="default"/>
+          <w:lang w:val="en-US" w:eastAsia="zh-CN"/>
+        </w:rPr>
+      </w:pPr>
+      <w:r>
+        <w:rPr>
+          <w:rFonts w:hint="eastAsia"/>
+          <w:lang w:val="en-US" w:eastAsia="zh-CN"/>
+        </w:rPr>
+        <w:t>git push</w:t>
+      </w:r>
       <w:bookmarkStart w:id="0" w:name="_GoBack"/>
       <w:bookmarkEnd w:id="0"/>
     </w:p>
